--- a/Melvin Estuardo Solís Par - Informe de Práctica Supervisada.docx
+++ b/Melvin Estuardo Solís Par - Informe de Práctica Supervisada.docx
@@ -47,6 +47,7 @@
     <w:p>
       <w:pPr>
         <w:pStyle w:val="Ttulo1"/>
+        <w:jc w:val="center"/>
         <w:rPr>
           <w:rStyle w:val="Ttulo1Car"/>
         </w:rPr>
@@ -79,7 +80,7 @@
       </w:tblGrid>
       <w:tr>
         <w:trPr>
-          <w:trHeight w:val="6268"/>
+          <w:trHeight w:val="4750"/>
           <w:jc w:val="center"/>
         </w:trPr>
         <w:tc>
@@ -104,7 +105,51 @@
                 <w:color w:val="000000" w:themeColor="text1"/>
                 <w:szCs w:val="22"/>
               </w:rPr>
-              <w:t xml:space="preserve">La institución o Departamento cuenta con diferentes equipos y herramientas tecnológicas que permiten al personal realizar sus actividades de manera adecuada. Las computadoras y demás equipo son utilizados para el ingreso y manejo de información de los pacientes, así como apoyar las diferentes tareas que se realizan en Registros Médicos. También se utilizan herramientas digitales para facilitar el acceso a información y mejorar algunos proceso de atención y orientación a los usuarios   </w:t>
+              <w:t xml:space="preserve">El </w:t>
+            </w:r>
+            <w:r>
+              <w:rPr>
+                <w:color w:val="000000" w:themeColor="text1"/>
+                <w:szCs w:val="22"/>
+              </w:rPr>
+              <w:t>Departamento</w:t>
+            </w:r>
+            <w:r>
+              <w:rPr>
+                <w:color w:val="000000" w:themeColor="text1"/>
+                <w:szCs w:val="22"/>
+              </w:rPr>
+              <w:t xml:space="preserve"> de Registros Médicos, </w:t>
+            </w:r>
+            <w:r>
+              <w:rPr>
+                <w:color w:val="000000" w:themeColor="text1"/>
+                <w:szCs w:val="22"/>
+              </w:rPr>
+              <w:t xml:space="preserve">cuenta con diferentes equipos y herramientas tecnológicas que permiten al personal realizar sus actividades de manera adecuada. Las computadoras y demás equipo son utilizados para el ingreso y manejo de información de los pacientes, así como apoyar las diferentes tareas que se realizan en Registros Médicos. También se utilizan herramientas digitales para facilitar el acceso a información y mejorar </w:t>
+            </w:r>
+            <w:proofErr w:type="gramStart"/>
+            <w:r>
+              <w:rPr>
+                <w:color w:val="000000" w:themeColor="text1"/>
+                <w:szCs w:val="22"/>
+              </w:rPr>
+              <w:t>algunos proceso</w:t>
+            </w:r>
+            <w:proofErr w:type="gramEnd"/>
+            <w:r>
+              <w:rPr>
+                <w:color w:val="000000" w:themeColor="text1"/>
+                <w:szCs w:val="22"/>
+              </w:rPr>
+              <w:t xml:space="preserve"> de atención</w:t>
+            </w:r>
+            <w:r>
+              <w:rPr>
+                <w:color w:val="000000" w:themeColor="text1"/>
+                <w:szCs w:val="22"/>
+              </w:rPr>
+              <w:t xml:space="preserve"> y orientación a los usuarios. En este informe se describen las actividades realizadas en los departamentos de Registros Médicos e Informática del Hospital Departamental de Sololá, así como las actividades habítales de la institución relacionada con estas áreas. También se presentan algunas dificultades que surgieron durante las actividades, las soluciones aplicadas y las actividades que realicé por iniciativa propia para colaborar con el personal y contribuir al desarrollo de las labores diarias </w:t>
             </w:r>
           </w:p>
         </w:tc>
@@ -235,13 +280,26 @@
                 <w:color w:val="000000" w:themeColor="text1"/>
                 <w:szCs w:val="22"/>
               </w:rPr>
-              <w:t>Ser un departamento comprometido a brindar atención de calidad a los usuarios que solicitan los servicios del Hospital Departamental de Sololá para beneficio de la población en general, y formar parte del cumplimiento de objetivos institucionales</w:t>
+              <w:t>Se</w:t>
+            </w:r>
+            <w:r>
+              <w:rPr>
+                <w:color w:val="000000" w:themeColor="text1"/>
+                <w:szCs w:val="22"/>
+              </w:rPr>
+              <w:t>r un departamento comprometido en</w:t>
+            </w:r>
+            <w:r>
+              <w:rPr>
+                <w:color w:val="000000" w:themeColor="text1"/>
+                <w:szCs w:val="22"/>
+              </w:rPr>
+              <w:t xml:space="preserve"> brindar atención de calidad a los usuarios que solicitan los servicios del Hospital Departamental de Sololá para beneficio de la población en general, y formar parte del cumplimiento de objetivos institucionales</w:t>
             </w:r>
           </w:p>
         </w:tc>
       </w:tr>
     </w:tbl>
-    <w:p/>
     <w:p/>
     <w:p>
       <w:pPr>
@@ -260,7 +318,7 @@
         <w:rPr>
           <w:rStyle w:val="Ttulo1Car"/>
         </w:rPr>
-        <w:t>Entidad</w:t>
+        <w:t xml:space="preserve">INSTITUCIÓN </w:t>
       </w:r>
       <w:r>
         <w:rPr>
@@ -344,7 +402,67 @@
               <w:rPr>
                 <w:szCs w:val="22"/>
               </w:rPr>
-              <w:t>, además de resguardar expedientes clínicos y llevar el registros de producción hospitalaria para la toma de decisión de autoridades institucionales como del MSPAS. Contando con personal ético, profesionalismo y capacitado con sistema informático modernos para la mejora de información y brindar a la población atención y adecuada al solicitar atención medica en este centro asistencial</w:t>
+              <w:t>, además de resguardar</w:t>
+            </w:r>
+            <w:r>
+              <w:rPr>
+                <w:szCs w:val="22"/>
+              </w:rPr>
+              <w:t xml:space="preserve"> expedientes clínicos y llevar </w:t>
+            </w:r>
+            <w:r>
+              <w:rPr>
+                <w:szCs w:val="22"/>
+              </w:rPr>
+              <w:t>l</w:t>
+            </w:r>
+            <w:r>
+              <w:rPr>
+                <w:szCs w:val="22"/>
+              </w:rPr>
+              <w:t>os</w:t>
+            </w:r>
+            <w:r>
+              <w:rPr>
+                <w:szCs w:val="22"/>
+              </w:rPr>
+              <w:t xml:space="preserve"> registros de producción hospitalaria para la toma de decisión de autoridades institucionales como del MSPAS. Contando con personal ético, profesionalismo y capacitado con sistema</w:t>
+            </w:r>
+            <w:r>
+              <w:rPr>
+                <w:szCs w:val="22"/>
+              </w:rPr>
+              <w:t>s</w:t>
+            </w:r>
+            <w:r>
+              <w:rPr>
+                <w:szCs w:val="22"/>
+              </w:rPr>
+              <w:t xml:space="preserve"> informático</w:t>
+            </w:r>
+            <w:r>
+              <w:rPr>
+                <w:szCs w:val="22"/>
+              </w:rPr>
+              <w:t>s</w:t>
+            </w:r>
+            <w:r>
+              <w:rPr>
+                <w:szCs w:val="22"/>
+              </w:rPr>
+              <w:t xml:space="preserve"> modernos para la mejora de información y br</w:t>
+            </w:r>
+            <w:r>
+              <w:rPr>
+                <w:szCs w:val="22"/>
+              </w:rPr>
+              <w:t xml:space="preserve">indar a la población atención </w:t>
+            </w:r>
+            <w:r>
+              <w:rPr>
+                <w:szCs w:val="22"/>
+              </w:rPr>
+              <w:t>adecuada al solicitar atención medica en este centro asistencial</w:t>
             </w:r>
           </w:p>
         </w:tc>
@@ -489,7 +607,21 @@
                 <w:b/>
                 <w:szCs w:val="22"/>
               </w:rPr>
-              <w:t xml:space="preserve">de la Entidad sede </w:t>
+              <w:t xml:space="preserve">de la </w:t>
+            </w:r>
+            <w:r>
+              <w:rPr>
+                <w:b/>
+                <w:szCs w:val="22"/>
+              </w:rPr>
+              <w:t>Institución</w:t>
+            </w:r>
+            <w:r>
+              <w:rPr>
+                <w:b/>
+                <w:szCs w:val="22"/>
+              </w:rPr>
+              <w:t xml:space="preserve"> sede </w:t>
             </w:r>
           </w:p>
         </w:tc>
@@ -552,7 +684,21 @@
                 <w:b/>
                 <w:szCs w:val="22"/>
               </w:rPr>
-              <w:t xml:space="preserve">de la Entidad sede </w:t>
+              <w:t xml:space="preserve">de la </w:t>
+            </w:r>
+            <w:r>
+              <w:rPr>
+                <w:b/>
+                <w:szCs w:val="22"/>
+              </w:rPr>
+              <w:t>Institución</w:t>
+            </w:r>
+            <w:r>
+              <w:rPr>
+                <w:b/>
+                <w:szCs w:val="22"/>
+              </w:rPr>
+              <w:t xml:space="preserve"> sede </w:t>
             </w:r>
           </w:p>
         </w:tc>
@@ -573,11 +719,19 @@
                 <w:szCs w:val="22"/>
               </w:rPr>
             </w:pPr>
-            <w:r>
-              <w:rPr>
-                <w:szCs w:val="22"/>
-              </w:rPr>
-              <w:t xml:space="preserve">Lesly </w:t>
+            <w:proofErr w:type="spellStart"/>
+            <w:r>
+              <w:rPr>
+                <w:szCs w:val="22"/>
+              </w:rPr>
+              <w:t>Lesly</w:t>
+            </w:r>
+            <w:proofErr w:type="spellEnd"/>
+            <w:r>
+              <w:rPr>
+                <w:szCs w:val="22"/>
+              </w:rPr>
+              <w:t xml:space="preserve"> </w:t>
             </w:r>
             <w:r>
               <w:rPr>
@@ -589,8 +743,16 @@
               <w:rPr>
                 <w:szCs w:val="22"/>
               </w:rPr>
-              <w:t xml:space="preserve"> Mogollon</w:t>
-            </w:r>
+              <w:t xml:space="preserve"> </w:t>
+            </w:r>
+            <w:proofErr w:type="spellStart"/>
+            <w:r>
+              <w:rPr>
+                <w:szCs w:val="22"/>
+              </w:rPr>
+              <w:t>Mogollon</w:t>
+            </w:r>
+            <w:proofErr w:type="spellEnd"/>
           </w:p>
         </w:tc>
       </w:tr>
@@ -615,7 +777,13 @@
         <w:t xml:space="preserve"> comunes </w:t>
       </w:r>
       <w:r>
-        <w:t xml:space="preserve">de la Entidad sede </w:t>
+        <w:t xml:space="preserve">de la </w:t>
+      </w:r>
+      <w:r>
+        <w:t>Institución</w:t>
+      </w:r>
+      <w:r>
+        <w:t xml:space="preserve"> sede </w:t>
       </w:r>
     </w:p>
     <w:tbl>
@@ -749,7 +917,7 @@
                 <w:color w:val="000000" w:themeColor="text1"/>
                 <w:szCs w:val="22"/>
               </w:rPr>
-              <w:t>Ingreso y registro de paciente</w:t>
+              <w:t xml:space="preserve">Documentación </w:t>
             </w:r>
           </w:p>
         </w:tc>
@@ -859,11 +1027,21 @@
               </w:rPr>
             </w:pPr>
             <w:r>
+              <w:t>Como parte de los procesos de la institución</w:t>
+            </w:r>
+            <w:r>
               <w:rPr>
                 <w:color w:val="000000" w:themeColor="text1"/>
                 <w:szCs w:val="22"/>
               </w:rPr>
-              <w:t xml:space="preserve">Este servicio se realiza para los pacientes que ingresan al hospital, con el propósito de registrar correctamente y mantener sus datos en el sistema </w:t>
+              <w:t xml:space="preserve"> e</w:t>
+            </w:r>
+            <w:r>
+              <w:rPr>
+                <w:color w:val="000000" w:themeColor="text1"/>
+                <w:szCs w:val="22"/>
+              </w:rPr>
+              <w:t xml:space="preserve">ste servicio se realiza para los pacientes que ingresan al hospital, con el propósito de registrar correctamente y mantener sus datos en el sistema </w:t>
             </w:r>
           </w:p>
         </w:tc>
@@ -889,7 +1067,21 @@
                 <w:b/>
                 <w:szCs w:val="22"/>
               </w:rPr>
-              <w:t>¿Cómo se presta el servicio?</w:t>
+              <w:t xml:space="preserve">¿Cómo se presta el </w:t>
+            </w:r>
+            <w:r>
+              <w:rPr>
+                <w:b/>
+                <w:szCs w:val="22"/>
+              </w:rPr>
+              <w:t xml:space="preserve"> </w:t>
+            </w:r>
+            <w:r>
+              <w:rPr>
+                <w:b/>
+                <w:szCs w:val="22"/>
+              </w:rPr>
+              <w:t>servicio?</w:t>
             </w:r>
           </w:p>
         </w:tc>
@@ -916,7 +1108,21 @@
                 <w:color w:val="000000" w:themeColor="text1"/>
                 <w:szCs w:val="22"/>
               </w:rPr>
-              <w:t xml:space="preserve">El servicio se presta mediante el ingreso de los datos correspondientes de cada paciente en el sistema utilizado por el hospital, procurando que la información quede registrado de manera clara y correcta </w:t>
+              <w:t>El servicio se presta mediante el ingreso de los datos correspondientes de cada paciente en el sistema utilizado por el hospital, procurando que</w:t>
+            </w:r>
+            <w:r>
+              <w:rPr>
+                <w:color w:val="000000" w:themeColor="text1"/>
+                <w:szCs w:val="22"/>
+              </w:rPr>
+              <w:t xml:space="preserve"> la información quede registrada</w:t>
+            </w:r>
+            <w:r>
+              <w:rPr>
+                <w:color w:val="000000" w:themeColor="text1"/>
+                <w:szCs w:val="22"/>
+              </w:rPr>
+              <w:t xml:space="preserve"> de manera clara y correcta </w:t>
             </w:r>
           </w:p>
         </w:tc>
@@ -1012,10 +1218,7 @@
               </w:rPr>
             </w:pPr>
             <w:r>
-              <w:rPr>
-                <w:szCs w:val="22"/>
-              </w:rPr>
-              <w:t xml:space="preserve">Mantenimiento de equipo de computo </w:t>
+              <w:t>Verificación y Mantenimiento de Equipos</w:t>
             </w:r>
           </w:p>
         </w:tc>
@@ -1062,10 +1265,7 @@
               </w:rPr>
             </w:pPr>
             <w:r>
-              <w:rPr>
-                <w:szCs w:val="22"/>
-              </w:rPr>
-              <w:t xml:space="preserve">Verificar y mantenimiento de computadoras y equipos de equipos informáticos </w:t>
+              <w:t>Mantenimiento de Equipos</w:t>
             </w:r>
           </w:p>
         </w:tc>
@@ -1178,10 +1378,19 @@
               </w:rPr>
             </w:pPr>
             <w:r>
-              <w:rPr>
-                <w:szCs w:val="22"/>
-              </w:rPr>
-              <w:t xml:space="preserve">Al personal del departamento de registros médicos que utilizan las computadoras y equipos informáticos para realizar sus diferentes actividades </w:t>
+              <w:t>Como parte de los procesos de la institución,</w:t>
+            </w:r>
+            <w:r>
+              <w:rPr>
+                <w:szCs w:val="22"/>
+              </w:rPr>
+              <w:t xml:space="preserve"> a</w:t>
+            </w:r>
+            <w:r>
+              <w:rPr>
+                <w:szCs w:val="22"/>
+              </w:rPr>
+              <w:t xml:space="preserve">l personal del departamento de registros médicos que utilizan las computadoras y equipos informáticos para realizar sus diferentes actividades </w:t>
             </w:r>
           </w:p>
         </w:tc>
@@ -1232,7 +1441,19 @@
               <w:rPr>
                 <w:szCs w:val="22"/>
               </w:rPr>
-              <w:t xml:space="preserve">Se realizan mediante la limpieza de los equipos y la verificación de su funcionamiento, revisando que las computadoras se encuentren en buenas condiciones para ser utilizados </w:t>
+              <w:t>Se realizan mediante la limpieza de los equipos y la verificación de su funcionamiento, revisando que las computadoras se encuentren en buena</w:t>
+            </w:r>
+            <w:r>
+              <w:rPr>
+                <w:szCs w:val="22"/>
+              </w:rPr>
+              <w:t>s condiciones para ser utilizada</w:t>
+            </w:r>
+            <w:r>
+              <w:rPr>
+                <w:szCs w:val="22"/>
+              </w:rPr>
+              <w:t xml:space="preserve">s </w:t>
             </w:r>
           </w:p>
         </w:tc>
@@ -1262,17 +1483,10 @@
         </w:rPr>
       </w:pPr>
     </w:p>
-    <w:p>
-      <w:pPr>
-        <w:jc w:val="both"/>
-        <w:rPr>
-          <w:szCs w:val="22"/>
-        </w:rPr>
-      </w:pPr>
-    </w:p>
     <w:tbl>
       <w:tblPr>
         <w:tblStyle w:val="Tablaconcuadrcula"/>
+        <w:tblpPr w:leftFromText="141" w:rightFromText="141" w:vertAnchor="text" w:horzAnchor="margin" w:tblpY="-124"/>
         <w:tblW w:w="10122" w:type="dxa"/>
         <w:tblBorders>
           <w:top w:val="none" w:sz="0" w:space="0" w:color="auto"/>
@@ -1352,10 +1566,7 @@
               </w:rPr>
             </w:pPr>
             <w:r>
-              <w:rPr>
-                <w:szCs w:val="22"/>
-              </w:rPr>
-              <w:t xml:space="preserve">Atención a pacientes y publico </w:t>
+              <w:t>Atención y orientación al público y pacientes</w:t>
             </w:r>
           </w:p>
         </w:tc>
@@ -1402,10 +1613,7 @@
               </w:rPr>
             </w:pPr>
             <w:r>
-              <w:rPr>
-                <w:szCs w:val="22"/>
-              </w:rPr>
-              <w:t xml:space="preserve">Atención y orientación al público y pacientes </w:t>
+              <w:t>Atención al Público</w:t>
             </w:r>
           </w:p>
         </w:tc>
@@ -1515,7 +1723,10 @@
               <w:rPr>
                 <w:szCs w:val="22"/>
               </w:rPr>
-              <w:t>A los pacientes y demás personas que necesitan realizar alguna consulta, recibir atención o entregar información relacionado con sus curaciones al sistema del hospital</w:t>
+              <w:t xml:space="preserve">A los pacientes y demás personas que necesitan realizar alguna consulta, recibir atención o entregar información </w:t>
+            </w:r>
+            <w:r>
+              <w:t>relacionada con su historial en el hospital</w:t>
             </w:r>
           </w:p>
         </w:tc>
@@ -1566,7 +1777,16 @@
               <w:rPr>
                 <w:szCs w:val="22"/>
               </w:rPr>
-              <w:t>Se atiende a las personas de manera directa, preguntándoles que necesitan y brindándole la orientación correspondiente. También se ingresan los datos de las personas al sistema del hospital para llevar un registro adecuado de la atención.</w:t>
+              <w:t xml:space="preserve">Se atiende a las personas de manera directa, preguntándoles </w:t>
+            </w:r>
+            <w:r>
+              <w:t>qué</w:t>
+            </w:r>
+            <w:r>
+              <w:rPr>
+                <w:szCs w:val="22"/>
+              </w:rPr>
+              <w:t xml:space="preserve"> necesitan y brindándoles la orientación correspondiente. También se ingresan los datos de las personas al sistema del hospital para llevar un registro adecuado de la atención.</w:t>
             </w:r>
           </w:p>
         </w:tc>
@@ -1583,6 +1803,7 @@
     <w:tbl>
       <w:tblPr>
         <w:tblStyle w:val="Tablaconcuadrcula"/>
+        <w:tblpPr w:leftFromText="141" w:rightFromText="141" w:vertAnchor="text" w:tblpY="-10"/>
         <w:tblW w:w="10118" w:type="dxa"/>
         <w:tblBorders>
           <w:top w:val="none" w:sz="0" w:space="0" w:color="auto"/>
@@ -1712,10 +1933,7 @@
               </w:rPr>
             </w:pPr>
             <w:r>
-              <w:rPr>
-                <w:szCs w:val="22"/>
-              </w:rPr>
-              <w:t xml:space="preserve">Apoyo tecnológico y creación de herramientas informáticas </w:t>
+              <w:t>Soporte Técnico</w:t>
             </w:r>
           </w:p>
         </w:tc>
@@ -1770,7 +1988,7 @@
               <w:rPr>
                 <w:szCs w:val="22"/>
               </w:rPr>
-              <w:t xml:space="preserve">Se realiza aproximadamente una vez cada semana, según las necesidades de los trabajadores y del departamento </w:t>
+              <w:t xml:space="preserve">Se realiza aproximadamente una vez cada semana, según las necesidades de los trabajadores del departamento </w:t>
             </w:r>
           </w:p>
         </w:tc>
@@ -1825,7 +2043,7 @@
               <w:rPr>
                 <w:szCs w:val="22"/>
               </w:rPr>
-              <w:t xml:space="preserve">Se presta apoyo a los trabajadores de la institución, ayudándoles a crear herramientas digitales como códigos QR y sistema informativos que faciliten a las personas conocer los requisitos, documentación o información que necesitan </w:t>
+              <w:t xml:space="preserve">Se presta apoyo a los trabajadores de la institución, ayudándoles a crear herramientas digitales como códigos QR y sistemas informativos que faciliten a las personas conocer los requisitos, documentación o información que necesitan </w:t>
             </w:r>
           </w:p>
         </w:tc>
@@ -1882,6 +2100,14 @@
         </w:tc>
       </w:tr>
     </w:tbl>
+    <w:p>
+      <w:pPr>
+        <w:jc w:val="both"/>
+        <w:rPr>
+          <w:szCs w:val="22"/>
+        </w:rPr>
+      </w:pPr>
+    </w:p>
     <w:p>
       <w:pPr>
         <w:jc w:val="both"/>
@@ -1983,7 +2209,13 @@
               <w:rPr>
                 <w:szCs w:val="22"/>
               </w:rPr>
-              <w:t>Organización y Archivos de documentos de pacientes</w:t>
+              <w:t>Organización y Archivo</w:t>
+            </w:r>
+            <w:r>
+              <w:rPr>
+                <w:szCs w:val="22"/>
+              </w:rPr>
+              <w:t xml:space="preserve"> de documentos de pacientes</w:t>
             </w:r>
           </w:p>
         </w:tc>
@@ -2030,10 +2262,7 @@
               </w:rPr>
             </w:pPr>
             <w:r>
-              <w:rPr>
-                <w:szCs w:val="22"/>
-              </w:rPr>
-              <w:t>Organización y gestión de documentos</w:t>
+              <w:t>Documentación</w:t>
             </w:r>
           </w:p>
         </w:tc>
@@ -2225,7 +2454,7 @@
     <w:tbl>
       <w:tblPr>
         <w:tblStyle w:val="Tablaconcuadrcula"/>
-        <w:tblW w:w="10100" w:type="dxa"/>
+        <w:tblW w:w="10231" w:type="dxa"/>
         <w:tblBorders>
           <w:top w:val="none" w:sz="0" w:space="0" w:color="auto"/>
           <w:left w:val="none" w:sz="0" w:space="0" w:color="auto"/>
@@ -2237,16 +2466,16 @@
         <w:tblLook w:val="04A0" w:firstRow="1" w:lastRow="0" w:firstColumn="1" w:lastColumn="0" w:noHBand="0" w:noVBand="1"/>
       </w:tblPr>
       <w:tblGrid>
-        <w:gridCol w:w="2390"/>
-        <w:gridCol w:w="7710"/>
+        <w:gridCol w:w="2421"/>
+        <w:gridCol w:w="7810"/>
       </w:tblGrid>
       <w:tr>
         <w:trPr>
-          <w:trHeight w:val="1599"/>
+          <w:trHeight w:val="1556"/>
         </w:trPr>
         <w:tc>
           <w:tcPr>
-            <w:tcW w:w="2390" w:type="dxa"/>
+            <w:tcW w:w="2421" w:type="dxa"/>
             <w:vAlign w:val="center"/>
           </w:tcPr>
           <w:p>
@@ -2265,7 +2494,7 @@
         </w:tc>
         <w:tc>
           <w:tcPr>
-            <w:tcW w:w="7710" w:type="dxa"/>
+            <w:tcW w:w="7810" w:type="dxa"/>
             <w:tcBorders>
               <w:bottom w:val="dotted" w:sz="4" w:space="0" w:color="89814E" w:themeColor="background2" w:themeShade="80"/>
             </w:tcBorders>
@@ -2284,18 +2513,18 @@
       </w:tr>
       <w:tr>
         <w:trPr>
-          <w:trHeight w:val="1892"/>
+          <w:trHeight w:val="1630"/>
         </w:trPr>
         <w:tc>
           <w:tcPr>
-            <w:tcW w:w="2390" w:type="dxa"/>
+            <w:tcW w:w="2421" w:type="dxa"/>
             <w:vAlign w:val="center"/>
           </w:tcPr>
           <w:p/>
         </w:tc>
         <w:tc>
           <w:tcPr>
-            <w:tcW w:w="7710" w:type="dxa"/>
+            <w:tcW w:w="7810" w:type="dxa"/>
             <w:tcBorders>
               <w:top w:val="dotted" w:sz="4" w:space="0" w:color="89814E" w:themeColor="background2" w:themeShade="80"/>
               <w:bottom w:val="dotted" w:sz="4" w:space="0" w:color="89814E" w:themeColor="background2" w:themeShade="80"/>
@@ -2308,26 +2537,33 @@
               <w:jc w:val="both"/>
             </w:pPr>
             <w:r>
-              <w:t xml:space="preserve">El Departamento cuenta con computadoras, impresoras, sistema informatico y acceso a herramientas digitales que permiten al personal realizar sus actividades y gestionar la información de los pacientes </w:t>
+              <w:t xml:space="preserve">El Departamento cuenta con computadoras, impresoras, sistema </w:t>
+            </w:r>
+            <w:proofErr w:type="spellStart"/>
+            <w:r>
+              <w:t>informatico</w:t>
+            </w:r>
+            <w:proofErr w:type="spellEnd"/>
+            <w:r>
+              <w:t xml:space="preserve"> y acceso a herramientas digitales que permiten al personal realizar sus actividades y gestionar la información de los pacientes </w:t>
             </w:r>
           </w:p>
         </w:tc>
       </w:tr>
       <w:tr>
         <w:trPr>
-          <w:trHeight w:val="2721"/>
+          <w:trHeight w:val="2648"/>
         </w:trPr>
         <w:tc>
           <w:tcPr>
-            <w:tcW w:w="2390" w:type="dxa"/>
-            <w:vAlign w:val="center"/>
-          </w:tcPr>
-          <w:p>
-            <w:r>
-              <w:rPr>
-                <w:b/>
-              </w:rPr>
-              <w:lastRenderedPageBreak/>
+            <w:tcW w:w="2421" w:type="dxa"/>
+            <w:vAlign w:val="center"/>
+          </w:tcPr>
+          <w:p>
+            <w:r>
+              <w:rPr>
+                <w:b/>
+              </w:rPr>
               <w:t>Equipo específico para la prestación de servicios y realización de tareas.</w:t>
             </w:r>
             <w:r>
@@ -2337,7 +2573,7 @@
         </w:tc>
         <w:tc>
           <w:tcPr>
-            <w:tcW w:w="7710" w:type="dxa"/>
+            <w:tcW w:w="7810" w:type="dxa"/>
             <w:tcBorders>
               <w:top w:val="dotted" w:sz="4" w:space="0" w:color="89814E" w:themeColor="background2" w:themeShade="80"/>
               <w:bottom w:val="dotted" w:sz="4" w:space="0" w:color="89814E" w:themeColor="background2" w:themeShade="80"/>
@@ -2350,7 +2586,7 @@
               <w:jc w:val="both"/>
             </w:pPr>
             <w:r>
-              <w:t>Se utilizan computadoras, impresoras que permiten ingresar información de los pacientes consultar datos en el sistema, realizar tareas administrativas y apoyar al personal del departamento de Registros Médicos</w:t>
+              <w:t xml:space="preserve">Se utilizan computadoras, impresoras </w:t>
             </w:r>
           </w:p>
         </w:tc>
@@ -2367,7 +2603,22 @@
         <w:rPr>
           <w:rStyle w:val="Ttulo1Car"/>
         </w:rPr>
-        <w:t>Informe de Auxiliatura.</w:t>
+        <w:lastRenderedPageBreak/>
+        <w:t xml:space="preserve">Informe de </w:t>
+      </w:r>
+      <w:proofErr w:type="spellStart"/>
+      <w:r>
+        <w:rPr>
+          <w:rStyle w:val="Ttulo1Car"/>
+        </w:rPr>
+        <w:t>Auxiliatura</w:t>
+      </w:r>
+      <w:proofErr w:type="spellEnd"/>
+      <w:r>
+        <w:rPr>
+          <w:rStyle w:val="Ttulo1Car"/>
+        </w:rPr>
+        <w:t>.</w:t>
       </w:r>
     </w:p>
     <w:p>
@@ -2422,8 +2673,18 @@
                 <w:b/>
                 <w:sz w:val="24"/>
               </w:rPr>
-              <w:t>Dificultades en las actividades desarrolladas en Auxiliatura</w:t>
-            </w:r>
+              <w:t xml:space="preserve">Dificultades en las actividades desarrolladas en </w:t>
+            </w:r>
+            <w:proofErr w:type="spellStart"/>
+            <w:r>
+              <w:rPr>
+                <w:rFonts w:ascii="Arial Rounded MT Bold" w:hAnsi="Arial Rounded MT Bold"/>
+                <w:b/>
+                <w:sz w:val="24"/>
+              </w:rPr>
+              <w:t>Auxiliatura</w:t>
+            </w:r>
+            <w:proofErr w:type="spellEnd"/>
           </w:p>
         </w:tc>
         <w:tc>
@@ -2496,6 +2757,234 @@
                 <w:sz w:val="24"/>
               </w:rPr>
               <w:t>Aprendizaje Obtenido</w:t>
+            </w:r>
+          </w:p>
+        </w:tc>
+      </w:tr>
+      <w:tr>
+        <w:trPr>
+          <w:trHeight w:val="1427"/>
+        </w:trPr>
+        <w:tc>
+          <w:tcPr>
+            <w:tcW w:w="3428" w:type="dxa"/>
+            <w:tcBorders>
+              <w:right w:val="dotted" w:sz="4" w:space="0" w:color="89814E" w:themeColor="background2" w:themeShade="80"/>
+            </w:tcBorders>
+            <w:shd w:val="clear" w:color="auto" w:fill="E2DFCC" w:themeFill="background2"/>
+            <w:vAlign w:val="center"/>
+          </w:tcPr>
+          <w:p>
+            <w:pPr>
+              <w:jc w:val="both"/>
+              <w:rPr>
+                <w:color w:val="000000" w:themeColor="text1"/>
+              </w:rPr>
+            </w:pPr>
+            <w:r>
+              <w:rPr>
+                <w:color w:val="000000" w:themeColor="text1"/>
+              </w:rPr>
+              <w:t xml:space="preserve">El primer día en el departamento de registros médicos, tuve la dificultad al ingresar algunos datos de los pacientes en el </w:t>
+            </w:r>
+            <w:r>
+              <w:rPr>
+                <w:color w:val="000000" w:themeColor="text1"/>
+              </w:rPr>
+              <w:t xml:space="preserve">sistema, debido a que no </w:t>
+            </w:r>
+            <w:r>
+              <w:rPr>
+                <w:color w:val="000000" w:themeColor="text1"/>
+              </w:rPr>
+              <w:t xml:space="preserve"> estaba familiarizado con el procedimiento</w:t>
+            </w:r>
+          </w:p>
+        </w:tc>
+        <w:tc>
+          <w:tcPr>
+            <w:tcW w:w="3429" w:type="dxa"/>
+            <w:tcBorders>
+              <w:left w:val="dotted" w:sz="4" w:space="0" w:color="89814E" w:themeColor="background2" w:themeShade="80"/>
+              <w:right w:val="dotted" w:sz="4" w:space="0" w:color="89814E" w:themeColor="background2" w:themeShade="80"/>
+            </w:tcBorders>
+            <w:shd w:val="clear" w:color="auto" w:fill="E2DFCC" w:themeFill="background2"/>
+            <w:vAlign w:val="center"/>
+          </w:tcPr>
+          <w:p>
+            <w:pPr>
+              <w:jc w:val="both"/>
+              <w:rPr>
+                <w:color w:val="000000" w:themeColor="text1"/>
+              </w:rPr>
+            </w:pPr>
+            <w:r>
+              <w:rPr>
+                <w:color w:val="000000" w:themeColor="text1"/>
+              </w:rPr>
+              <w:t>Se corrigieron los datos ingresados incorrectamente mediante la opción de edición disponible en el sistema, verificando que la información quedara registrada de manera correcta</w:t>
+            </w:r>
+          </w:p>
+        </w:tc>
+        <w:tc>
+          <w:tcPr>
+            <w:tcW w:w="3429" w:type="dxa"/>
+            <w:tcBorders>
+              <w:left w:val="dotted" w:sz="4" w:space="0" w:color="89814E" w:themeColor="background2" w:themeShade="80"/>
+            </w:tcBorders>
+            <w:shd w:val="clear" w:color="auto" w:fill="E2DFCC" w:themeFill="background2"/>
+            <w:vAlign w:val="center"/>
+          </w:tcPr>
+          <w:p>
+            <w:pPr>
+              <w:jc w:val="both"/>
+              <w:rPr>
+                <w:color w:val="000000" w:themeColor="text1"/>
+              </w:rPr>
+            </w:pPr>
+            <w:r>
+              <w:rPr>
+                <w:color w:val="000000" w:themeColor="text1"/>
+              </w:rPr>
+              <w:t>Aprendí</w:t>
+            </w:r>
+            <w:r>
+              <w:rPr>
+                <w:color w:val="000000" w:themeColor="text1"/>
+              </w:rPr>
+              <w:t xml:space="preserve"> la importancia de revisar</w:t>
+            </w:r>
+            <w:r>
+              <w:rPr>
+                <w:color w:val="000000" w:themeColor="text1"/>
+              </w:rPr>
+              <w:t xml:space="preserve"> cuidadosamente la información antes de guardarla en el sistema, para evitar errores en los registros de los pacientes</w:t>
+            </w:r>
+          </w:p>
+        </w:tc>
+      </w:tr>
+      <w:tr>
+        <w:trPr>
+          <w:trHeight w:val="1957"/>
+        </w:trPr>
+        <w:tc>
+          <w:tcPr>
+            <w:tcW w:w="3428" w:type="dxa"/>
+            <w:tcBorders>
+              <w:right w:val="dotted" w:sz="4" w:space="0" w:color="89814E" w:themeColor="background2" w:themeShade="80"/>
+            </w:tcBorders>
+            <w:shd w:val="clear" w:color="auto" w:fill="D2CEB1" w:themeFill="background2" w:themeFillShade="E6"/>
+            <w:vAlign w:val="center"/>
+          </w:tcPr>
+          <w:p>
+            <w:pPr>
+              <w:jc w:val="both"/>
+            </w:pPr>
+            <w:r>
+              <w:t xml:space="preserve">Durante la ceración del QR se presentaron algunos errores en la información y en la organización del contenido de la página, por los que fue necesario revisar su funcionamiento y realizar ajustes </w:t>
+            </w:r>
+          </w:p>
+        </w:tc>
+        <w:tc>
+          <w:tcPr>
+            <w:tcW w:w="3429" w:type="dxa"/>
+            <w:tcBorders>
+              <w:left w:val="dotted" w:sz="4" w:space="0" w:color="89814E" w:themeColor="background2" w:themeShade="80"/>
+              <w:right w:val="dotted" w:sz="4" w:space="0" w:color="89814E" w:themeColor="background2" w:themeShade="80"/>
+            </w:tcBorders>
+            <w:shd w:val="clear" w:color="auto" w:fill="D2CEB1" w:themeFill="background2" w:themeFillShade="E6"/>
+            <w:vAlign w:val="center"/>
+          </w:tcPr>
+          <w:p>
+            <w:pPr>
+              <w:jc w:val="both"/>
+            </w:pPr>
+            <w:r>
+              <w:t>Se revisó el contenido del QR y de la página relacionada, realizando las correcciones</w:t>
+            </w:r>
+            <w:r>
+              <w:t xml:space="preserve"> necesarias </w:t>
+            </w:r>
+            <w:r>
+              <w:t xml:space="preserve">para mejorar la presentación de la información </w:t>
+            </w:r>
+          </w:p>
+        </w:tc>
+        <w:tc>
+          <w:tcPr>
+            <w:tcW w:w="3429" w:type="dxa"/>
+            <w:tcBorders>
+              <w:left w:val="dotted" w:sz="4" w:space="0" w:color="89814E" w:themeColor="background2" w:themeShade="80"/>
+            </w:tcBorders>
+            <w:shd w:val="clear" w:color="auto" w:fill="D2CEB1" w:themeFill="background2" w:themeFillShade="E6"/>
+            <w:vAlign w:val="center"/>
+          </w:tcPr>
+          <w:p>
+            <w:pPr>
+              <w:jc w:val="both"/>
+            </w:pPr>
+            <w:r>
+              <w:t xml:space="preserve">Aprendí la importancia de revisar y probar las herramientas digitales antes de ponerlas a disposición de los usuarios, para asegurar que la información sea clara y fácil de consultar  </w:t>
+            </w:r>
+          </w:p>
+        </w:tc>
+      </w:tr>
+      <w:tr>
+        <w:trPr>
+          <w:trHeight w:val="1734"/>
+        </w:trPr>
+        <w:tc>
+          <w:tcPr>
+            <w:tcW w:w="3428" w:type="dxa"/>
+            <w:tcBorders>
+              <w:right w:val="dotted" w:sz="4" w:space="0" w:color="89814E" w:themeColor="background2" w:themeShade="80"/>
+            </w:tcBorders>
+            <w:shd w:val="clear" w:color="auto" w:fill="E2DFCC" w:themeFill="background2"/>
+            <w:vAlign w:val="center"/>
+          </w:tcPr>
+          <w:p>
+            <w:pPr>
+              <w:jc w:val="both"/>
+            </w:pPr>
+            <w:r>
+              <w:t xml:space="preserve">Durante la limpieza de una computadora en el área de informática, al terminar de limpiar y conectar nuevamente los cables, el equipo no encendía debido a que uno de los cables no había quedado bien conectado correctamente </w:t>
+            </w:r>
+          </w:p>
+        </w:tc>
+        <w:tc>
+          <w:tcPr>
+            <w:tcW w:w="3429" w:type="dxa"/>
+            <w:tcBorders>
+              <w:left w:val="dotted" w:sz="4" w:space="0" w:color="89814E" w:themeColor="background2" w:themeShade="80"/>
+              <w:right w:val="dotted" w:sz="4" w:space="0" w:color="89814E" w:themeColor="background2" w:themeShade="80"/>
+            </w:tcBorders>
+            <w:shd w:val="clear" w:color="auto" w:fill="E2DFCC" w:themeFill="background2"/>
+            <w:vAlign w:val="center"/>
+          </w:tcPr>
+          <w:p>
+            <w:pPr>
+              <w:jc w:val="both"/>
+            </w:pPr>
+            <w:r>
+              <w:t xml:space="preserve">Se revisaron las conexiones de la computadora para identificar el problema. Al verificar los cables, se encontró que uno no estaba conectado correctamente por lo que se ajustó la conexión y se comprobó el funcionamiento del equipo </w:t>
+            </w:r>
+          </w:p>
+        </w:tc>
+        <w:tc>
+          <w:tcPr>
+            <w:tcW w:w="3429" w:type="dxa"/>
+            <w:tcBorders>
+              <w:left w:val="dotted" w:sz="4" w:space="0" w:color="89814E" w:themeColor="background2" w:themeShade="80"/>
+            </w:tcBorders>
+            <w:shd w:val="clear" w:color="auto" w:fill="E2DFCC" w:themeFill="background2"/>
+            <w:vAlign w:val="center"/>
+          </w:tcPr>
+          <w:p>
+            <w:pPr>
+              <w:jc w:val="both"/>
+            </w:pPr>
+            <w:r>
+              <w:t xml:space="preserve">Aprendí la importancia de verificar que todos los cables estén conectados correctamente después de realizar la limpieza de un equipo informático y comprobar que funcione adecuadamente antes de dar por terminado el trabajo </w:t>
             </w:r>
           </w:p>
         </w:tc>
@@ -2510,21 +2999,12 @@
             <w:tcBorders>
               <w:right w:val="dotted" w:sz="4" w:space="0" w:color="89814E" w:themeColor="background2" w:themeShade="80"/>
             </w:tcBorders>
-            <w:shd w:val="clear" w:color="auto" w:fill="E2DFCC" w:themeFill="background2"/>
-            <w:vAlign w:val="center"/>
-          </w:tcPr>
-          <w:p>
-            <w:pPr>
-              <w:jc w:val="both"/>
-              <w:rPr>
-                <w:color w:val="000000" w:themeColor="text1"/>
-              </w:rPr>
-            </w:pPr>
-            <w:r>
-              <w:rPr>
-                <w:color w:val="000000" w:themeColor="text1"/>
-              </w:rPr>
-              <w:t>El primer día en el departamento de registros médicos, tuve la dificultad al ingresar algunos datos de los pacientes en el sistema, debido a que no me estaba familiarizado con el procedimiento</w:t>
+            <w:shd w:val="clear" w:color="auto" w:fill="D2CEB1" w:themeFill="background2" w:themeFillShade="E6"/>
+            <w:vAlign w:val="center"/>
+          </w:tcPr>
+          <w:p>
+            <w:r>
+              <w:t xml:space="preserve">Durante la instalación de Microsoft office en una computadora, tuve dificultades para activar el programa, ya que el proceso de activación no se  estaba realizando correctamente  </w:t>
             </w:r>
           </w:p>
         </w:tc>
@@ -2535,21 +3015,27 @@
               <w:left w:val="dotted" w:sz="4" w:space="0" w:color="89814E" w:themeColor="background2" w:themeShade="80"/>
               <w:right w:val="dotted" w:sz="4" w:space="0" w:color="89814E" w:themeColor="background2" w:themeShade="80"/>
             </w:tcBorders>
-            <w:shd w:val="clear" w:color="auto" w:fill="E2DFCC" w:themeFill="background2"/>
-            <w:vAlign w:val="center"/>
-          </w:tcPr>
-          <w:p>
-            <w:pPr>
-              <w:jc w:val="both"/>
-              <w:rPr>
-                <w:color w:val="000000" w:themeColor="text1"/>
-              </w:rPr>
-            </w:pPr>
-            <w:r>
-              <w:rPr>
-                <w:color w:val="000000" w:themeColor="text1"/>
-              </w:rPr>
-              <w:t>Se corrigieron los datos ingresados incorrectamente mediante la opción de edición disponible en el sistema, verificando que la información quedara registrada de manera correcta</w:t>
+            <w:shd w:val="clear" w:color="auto" w:fill="D2CEB1" w:themeFill="background2" w:themeFillShade="E6"/>
+            <w:vAlign w:val="center"/>
+          </w:tcPr>
+          <w:p>
+            <w:r>
+              <w:t>Solicité</w:t>
+            </w:r>
+            <w:r>
+              <w:t xml:space="preserve"> ayuda con el asistente del jefe, quien me</w:t>
+            </w:r>
+            <w:r>
+              <w:t xml:space="preserve"> explicó </w:t>
+            </w:r>
+            <w:r>
+              <w:t xml:space="preserve">que estaba realzando incorrectamente el proceso de activación de office y me </w:t>
+            </w:r>
+            <w:r>
+              <w:t>orientó</w:t>
+            </w:r>
+            <w:r>
+              <w:t xml:space="preserve"> para poder hacerlo de manera adecuada </w:t>
             </w:r>
           </w:p>
         </w:tc>
@@ -2559,93 +3045,12 @@
             <w:tcBorders>
               <w:left w:val="dotted" w:sz="4" w:space="0" w:color="89814E" w:themeColor="background2" w:themeShade="80"/>
             </w:tcBorders>
-            <w:shd w:val="clear" w:color="auto" w:fill="E2DFCC" w:themeFill="background2"/>
-            <w:vAlign w:val="center"/>
-          </w:tcPr>
-          <w:p>
-            <w:pPr>
-              <w:jc w:val="both"/>
-              <w:rPr>
-                <w:color w:val="000000" w:themeColor="text1"/>
-              </w:rPr>
-            </w:pPr>
-            <w:r>
-              <w:rPr>
-                <w:color w:val="000000" w:themeColor="text1"/>
-              </w:rPr>
-              <w:t>Aprendí</w:t>
-            </w:r>
-            <w:r>
-              <w:rPr>
-                <w:color w:val="000000" w:themeColor="text1"/>
-              </w:rPr>
-              <w:t xml:space="preserve"> la importancia de revisar</w:t>
-            </w:r>
-            <w:r>
-              <w:rPr>
-                <w:color w:val="000000" w:themeColor="text1"/>
-              </w:rPr>
-              <w:t xml:space="preserve"> cuidadosamente la información antes de guardarla en el sistema, para evitar errores en los registros de los pacientes</w:t>
-            </w:r>
-          </w:p>
-        </w:tc>
-      </w:tr>
-      <w:tr>
-        <w:trPr>
-          <w:trHeight w:val="2315"/>
-        </w:trPr>
-        <w:tc>
-          <w:tcPr>
-            <w:tcW w:w="3428" w:type="dxa"/>
-            <w:tcBorders>
-              <w:right w:val="dotted" w:sz="4" w:space="0" w:color="89814E" w:themeColor="background2" w:themeShade="80"/>
-            </w:tcBorders>
             <w:shd w:val="clear" w:color="auto" w:fill="D2CEB1" w:themeFill="background2" w:themeFillShade="E6"/>
             <w:vAlign w:val="center"/>
           </w:tcPr>
           <w:p>
-            <w:pPr>
-              <w:jc w:val="both"/>
-            </w:pPr>
-            <w:r>
-              <w:t xml:space="preserve">Durante la ceración del QR se presentaron algunos errores en la información y en la organización del contenido de la página, por los que fue necesario revisar su funcionamiento y realizar ajustes </w:t>
-            </w:r>
-          </w:p>
-        </w:tc>
-        <w:tc>
-          <w:tcPr>
-            <w:tcW w:w="3429" w:type="dxa"/>
-            <w:tcBorders>
-              <w:left w:val="dotted" w:sz="4" w:space="0" w:color="89814E" w:themeColor="background2" w:themeShade="80"/>
-              <w:right w:val="dotted" w:sz="4" w:space="0" w:color="89814E" w:themeColor="background2" w:themeShade="80"/>
-            </w:tcBorders>
-            <w:shd w:val="clear" w:color="auto" w:fill="D2CEB1" w:themeFill="background2" w:themeFillShade="E6"/>
-            <w:vAlign w:val="center"/>
-          </w:tcPr>
-          <w:p>
-            <w:pPr>
-              <w:jc w:val="both"/>
-            </w:pPr>
-            <w:r>
-              <w:t xml:space="preserve">Se revisó el contenido del QR y de la página relacionada, realizando las correcciones necesarios para mejorar la presentación de la información </w:t>
-            </w:r>
-          </w:p>
-        </w:tc>
-        <w:tc>
-          <w:tcPr>
-            <w:tcW w:w="3429" w:type="dxa"/>
-            <w:tcBorders>
-              <w:left w:val="dotted" w:sz="4" w:space="0" w:color="89814E" w:themeColor="background2" w:themeShade="80"/>
-            </w:tcBorders>
-            <w:shd w:val="clear" w:color="auto" w:fill="D2CEB1" w:themeFill="background2" w:themeFillShade="E6"/>
-            <w:vAlign w:val="center"/>
-          </w:tcPr>
-          <w:p>
-            <w:pPr>
-              <w:jc w:val="both"/>
-            </w:pPr>
-            <w:r>
-              <w:t xml:space="preserve">Aprendí la importancia de revisar y probar las herramientas digitales antes de ponerlas a disposición de los usuarios, para asegurar que la información sea clara y fácil de consultar  </w:t>
+            <w:r>
+              <w:t xml:space="preserve">Aprendí la importancia de seguir correctamente los pasos de instalación y activación de los programas, así como de solicitar orientación cuando se presente dificultades técnicas  </w:t>
             </w:r>
           </w:p>
         </w:tc>
@@ -2664,11 +3069,26 @@
             <w:vAlign w:val="center"/>
           </w:tcPr>
           <w:p>
-            <w:pPr>
-              <w:jc w:val="both"/>
-            </w:pPr>
-            <w:r>
-              <w:t xml:space="preserve">Durante la limpieza de una computadora en el área de informática, al terminar de limpiar y conectar nuevamente los cables, el equipo no encendía debido a que uno de los cables no había quedado bien conectado correctamente </w:t>
+            <w:r>
+              <w:t xml:space="preserve">Al atender a una persona que </w:t>
+            </w:r>
+            <w:r>
+              <w:t>solicitó</w:t>
+            </w:r>
+            <w:r>
+              <w:t xml:space="preserve"> un carnet de citas, tuve la dificultad para completar su elaboración, ya que únicamente </w:t>
+            </w:r>
+            <w:r>
+              <w:t xml:space="preserve">ingresé </w:t>
+            </w:r>
+            <w:r>
+              <w:t xml:space="preserve">el nombre y </w:t>
+            </w:r>
+            <w:r>
+              <w:t xml:space="preserve">olvidé </w:t>
+            </w:r>
+            <w:r>
+              <w:t xml:space="preserve">agregar el código correspondiente porque no recordaba el procedimiento para generarlo  </w:t>
             </w:r>
           </w:p>
         </w:tc>
@@ -2684,116 +3104,41 @@
           </w:tcPr>
           <w:p>
             <w:pPr>
-              <w:jc w:val="both"/>
-            </w:pPr>
-            <w:r>
-              <w:t xml:space="preserve">Se revisaron las conexiones de la computadora para identificar el problema. Al verificar los cables, se encontró que uno no estaba conectado correctamente por lo que se ajustó la conexión y se comprobó el funcionamiento del equipo </w:t>
-            </w:r>
-          </w:p>
-        </w:tc>
-        <w:tc>
-          <w:tcPr>
-            <w:tcW w:w="3429" w:type="dxa"/>
-            <w:tcBorders>
-              <w:left w:val="dotted" w:sz="4" w:space="0" w:color="89814E" w:themeColor="background2" w:themeShade="80"/>
-            </w:tcBorders>
-            <w:shd w:val="clear" w:color="auto" w:fill="E2DFCC" w:themeFill="background2"/>
-            <w:vAlign w:val="center"/>
-          </w:tcPr>
-          <w:p>
-            <w:pPr>
-              <w:jc w:val="both"/>
-            </w:pPr>
-            <w:r>
-              <w:t xml:space="preserve">Aprendí la importancia de verificar que todos los cables estén conectados correctamente después de realizar la limpieza de un equipo informático y comprobar que funcione adecuadamente antes de dar por terminado el trabajo </w:t>
-            </w:r>
-          </w:p>
-        </w:tc>
-      </w:tr>
-      <w:tr>
-        <w:trPr>
-          <w:trHeight w:val="2154"/>
-        </w:trPr>
-        <w:tc>
-          <w:tcPr>
-            <w:tcW w:w="3428" w:type="dxa"/>
-            <w:tcBorders>
-              <w:right w:val="dotted" w:sz="4" w:space="0" w:color="89814E" w:themeColor="background2" w:themeShade="80"/>
-            </w:tcBorders>
-            <w:shd w:val="clear" w:color="auto" w:fill="D2CEB1" w:themeFill="background2" w:themeFillShade="E6"/>
-            <w:vAlign w:val="center"/>
-          </w:tcPr>
-          <w:p>
-            <w:r>
-              <w:t xml:space="preserve">Durante la instalación de Microsoft office en una computadora, tuve dificultades para activar el programa, ya que el proceso de activación no se  estaba realizando correctamente  </w:t>
-            </w:r>
-          </w:p>
-        </w:tc>
-        <w:tc>
-          <w:tcPr>
-            <w:tcW w:w="3429" w:type="dxa"/>
-            <w:tcBorders>
-              <w:left w:val="dotted" w:sz="4" w:space="0" w:color="89814E" w:themeColor="background2" w:themeShade="80"/>
-              <w:right w:val="dotted" w:sz="4" w:space="0" w:color="89814E" w:themeColor="background2" w:themeShade="80"/>
-            </w:tcBorders>
-            <w:shd w:val="clear" w:color="auto" w:fill="D2CEB1" w:themeFill="background2" w:themeFillShade="E6"/>
-            <w:vAlign w:val="center"/>
-          </w:tcPr>
-          <w:p>
-            <w:r>
-              <w:t xml:space="preserve">Solicite ayuda con el asistente del jefe, quien me explico que estaba realzando incorrectamente el proceso de activación de office y me oriento para poder hacerlo de manera adecuada </w:t>
-            </w:r>
-          </w:p>
-        </w:tc>
-        <w:tc>
-          <w:tcPr>
-            <w:tcW w:w="3429" w:type="dxa"/>
-            <w:tcBorders>
-              <w:left w:val="dotted" w:sz="4" w:space="0" w:color="89814E" w:themeColor="background2" w:themeShade="80"/>
-            </w:tcBorders>
-            <w:shd w:val="clear" w:color="auto" w:fill="D2CEB1" w:themeFill="background2" w:themeFillShade="E6"/>
-            <w:vAlign w:val="center"/>
-          </w:tcPr>
-          <w:p>
-            <w:r>
-              <w:t xml:space="preserve">Aprendí la importancia de seguir correctamente los pasos de instalación y activación de los programas, así como de solicitar orientación cuando se presente dificultades técnicas  </w:t>
-            </w:r>
-          </w:p>
-        </w:tc>
-      </w:tr>
-      <w:tr>
-        <w:trPr>
-          <w:trHeight w:val="2154"/>
-        </w:trPr>
-        <w:tc>
-          <w:tcPr>
-            <w:tcW w:w="3428" w:type="dxa"/>
-            <w:tcBorders>
-              <w:right w:val="dotted" w:sz="4" w:space="0" w:color="89814E" w:themeColor="background2" w:themeShade="80"/>
-            </w:tcBorders>
-            <w:shd w:val="clear" w:color="auto" w:fill="E2DFCC" w:themeFill="background2"/>
-            <w:vAlign w:val="center"/>
-          </w:tcPr>
-          <w:p>
-            <w:r>
-              <w:lastRenderedPageBreak/>
-              <w:t xml:space="preserve">Al atender a una persona que solicito un carnet de citas, tuve la dificultad para completar su elaboración, ya que únicamente ingrese el nombre y olvide agregar el código correspondiente porque no recordaba el procedimiento para generarlo  </w:t>
-            </w:r>
-          </w:p>
-        </w:tc>
-        <w:tc>
-          <w:tcPr>
-            <w:tcW w:w="3429" w:type="dxa"/>
-            <w:tcBorders>
-              <w:left w:val="dotted" w:sz="4" w:space="0" w:color="89814E" w:themeColor="background2" w:themeShade="80"/>
-              <w:right w:val="dotted" w:sz="4" w:space="0" w:color="89814E" w:themeColor="background2" w:themeShade="80"/>
-            </w:tcBorders>
-            <w:shd w:val="clear" w:color="auto" w:fill="E2DFCC" w:themeFill="background2"/>
-            <w:vAlign w:val="center"/>
-          </w:tcPr>
-          <w:p>
-            <w:r>
-              <w:t xml:space="preserve">Solicite orientación al personal encargado, quien me explico nuevamente el procedimiento para generar el código correspondiente y completar correctamente la elaboración del carnet de citas </w:t>
+              <w:pStyle w:val="Textocomentario"/>
+            </w:pPr>
+            <w:r>
+              <w:t xml:space="preserve"> </w:t>
+            </w:r>
+            <w:r>
+              <w:rPr>
+                <w:sz w:val="21"/>
+                <w:szCs w:val="21"/>
+              </w:rPr>
+              <w:t xml:space="preserve">Solicité </w:t>
+            </w:r>
+            <w:r>
+              <w:rPr>
+                <w:sz w:val="21"/>
+                <w:szCs w:val="21"/>
+              </w:rPr>
+              <w:t xml:space="preserve">orientación al personal encargado, quien me </w:t>
+            </w:r>
+            <w:r>
+              <w:rPr>
+                <w:sz w:val="21"/>
+                <w:szCs w:val="21"/>
+              </w:rPr>
+              <w:t xml:space="preserve">explicó </w:t>
+            </w:r>
+            <w:r>
+              <w:rPr>
+                <w:sz w:val="21"/>
+                <w:szCs w:val="21"/>
+              </w:rPr>
+              <w:t>nuevamente el procedimiento para generar el código correspondiente y completar correctamente la elaboración del carnet de citas</w:t>
+            </w:r>
+            <w:r>
+              <w:t xml:space="preserve"> </w:t>
             </w:r>
           </w:p>
         </w:tc>
@@ -2817,6 +3162,14 @@
     <w:p>
       <w:pPr>
         <w:jc w:val="both"/>
+      </w:pPr>
+    </w:p>
+    <w:p>
+      <w:pPr>
+        <w:pStyle w:val="Ttulo2"/>
+        <w:rPr>
+          <w:rStyle w:val="Ttulo1Car"/>
+        </w:rPr>
       </w:pPr>
     </w:p>
     <w:p>
@@ -2996,7 +3349,7 @@
       </w:tr>
       <w:tr>
         <w:trPr>
-          <w:trHeight w:val="2154"/>
+          <w:trHeight w:val="1611"/>
         </w:trPr>
         <w:tc>
           <w:tcPr>
@@ -3043,7 +3396,7 @@
               <w:rPr>
                 <w:color w:val="000000" w:themeColor="text1"/>
               </w:rPr>
-              <w:t xml:space="preserve">Apoye a los trabajadores en las tareas que me indicaban ayuda para realizar ciertas actividades </w:t>
+              <w:t xml:space="preserve">Ofrecí mi ayuda y colabore en las tareas que necesitaban realizar </w:t>
             </w:r>
           </w:p>
         </w:tc>
@@ -3074,7 +3427,7 @@
       </w:tr>
       <w:tr>
         <w:trPr>
-          <w:trHeight w:val="2315"/>
+          <w:trHeight w:val="1586"/>
         </w:trPr>
         <w:tc>
           <w:tcPr>
@@ -3109,7 +3462,10 @@
               <w:jc w:val="both"/>
             </w:pPr>
             <w:r>
-              <w:t xml:space="preserve">Colabore acomodando los materiales en los lugares correspondientes </w:t>
+              <w:t xml:space="preserve">Colaboré </w:t>
+            </w:r>
+            <w:r>
+              <w:t xml:space="preserve">acomodando los materiales en los lugares correspondientes </w:t>
             </w:r>
           </w:p>
         </w:tc>
@@ -3127,7 +3483,21 @@
               <w:jc w:val="both"/>
             </w:pPr>
             <w:r>
-              <w:t xml:space="preserve">El área quedo más ordenado y fue más fácil encontrar los materiales </w:t>
+              <w:t xml:space="preserve">El área </w:t>
+            </w:r>
+            <w:r>
+              <w:t xml:space="preserve">quedó </w:t>
+            </w:r>
+            <w:proofErr w:type="spellStart"/>
+            <w:r>
+              <w:t>mas</w:t>
+            </w:r>
+            <w:proofErr w:type="spellEnd"/>
+            <w:r>
+              <w:t xml:space="preserve"> ordenada </w:t>
+            </w:r>
+            <w:r>
+              <w:t xml:space="preserve">y fue más fácil encontrar los materiales </w:t>
             </w:r>
           </w:p>
         </w:tc>
@@ -3150,7 +3520,7 @@
               <w:jc w:val="both"/>
             </w:pPr>
             <w:r>
-              <w:t xml:space="preserve">Era necesario revisar algunos documentos para comprobar que tuviera la información necesario </w:t>
+              <w:t>Observe que era necesario revisar algunos documentos para verificar que la información estuviera correcta, prestando atención a los datos registrados</w:t>
             </w:r>
           </w:p>
         </w:tc>
@@ -3169,7 +3539,7 @@
               <w:jc w:val="both"/>
             </w:pPr>
             <w:r>
-              <w:t xml:space="preserve">Revise los documentos y comprobé la información siguiendo las indicaciones recibidas  </w:t>
+              <w:t xml:space="preserve">Por iniciativa propia, revise los documentos y comprobé que la información estuviera correcta </w:t>
             </w:r>
           </w:p>
         </w:tc>
@@ -3187,7 +3557,67 @@
               <w:jc w:val="both"/>
             </w:pPr>
             <w:r>
-              <w:t xml:space="preserve">Se pudo verificar la información antes de continuar con el trabajo </w:t>
+              <w:t xml:space="preserve">Se verifico la información de los  documentos y se pudieron identificar posibles errores antes de continuar con el trabajo </w:t>
+            </w:r>
+          </w:p>
+        </w:tc>
+      </w:tr>
+      <w:tr>
+        <w:trPr>
+          <w:trHeight w:val="1802"/>
+        </w:trPr>
+        <w:tc>
+          <w:tcPr>
+            <w:tcW w:w="3428" w:type="dxa"/>
+            <w:tcBorders>
+              <w:right w:val="dotted" w:sz="4" w:space="0" w:color="89814E" w:themeColor="background2" w:themeShade="80"/>
+            </w:tcBorders>
+            <w:shd w:val="clear" w:color="auto" w:fill="D2CEB1" w:themeFill="background2" w:themeFillShade="E6"/>
+            <w:vAlign w:val="center"/>
+          </w:tcPr>
+          <w:p>
+            <w:pPr>
+              <w:jc w:val="both"/>
+            </w:pPr>
+            <w:r>
+              <w:t xml:space="preserve">En el departamento había otras actividades en las que se necesitaban apoyo </w:t>
+            </w:r>
+          </w:p>
+        </w:tc>
+        <w:tc>
+          <w:tcPr>
+            <w:tcW w:w="3429" w:type="dxa"/>
+            <w:tcBorders>
+              <w:left w:val="dotted" w:sz="4" w:space="0" w:color="89814E" w:themeColor="background2" w:themeShade="80"/>
+              <w:right w:val="dotted" w:sz="4" w:space="0" w:color="89814E" w:themeColor="background2" w:themeShade="80"/>
+            </w:tcBorders>
+            <w:shd w:val="clear" w:color="auto" w:fill="D2CEB1" w:themeFill="background2" w:themeFillShade="E6"/>
+            <w:vAlign w:val="center"/>
+          </w:tcPr>
+          <w:p>
+            <w:pPr>
+              <w:jc w:val="both"/>
+            </w:pPr>
+            <w:r>
+              <w:t xml:space="preserve">Me ofrecí a colaborar en las tareas que podía realizar y seguí las indicaciones del personal </w:t>
+            </w:r>
+          </w:p>
+        </w:tc>
+        <w:tc>
+          <w:tcPr>
+            <w:tcW w:w="3429" w:type="dxa"/>
+            <w:tcBorders>
+              <w:left w:val="dotted" w:sz="4" w:space="0" w:color="89814E" w:themeColor="background2" w:themeShade="80"/>
+            </w:tcBorders>
+            <w:shd w:val="clear" w:color="auto" w:fill="D2CEB1" w:themeFill="background2" w:themeFillShade="E6"/>
+            <w:vAlign w:val="center"/>
+          </w:tcPr>
+          <w:p>
+            <w:pPr>
+              <w:jc w:val="both"/>
+            </w:pPr>
+            <w:r>
+              <w:t xml:space="preserve">Ayude a realizar las actividades pendientes del departamento </w:t>
             </w:r>
           </w:p>
         </w:tc>
@@ -3202,16 +3632,12 @@
             <w:tcBorders>
               <w:right w:val="dotted" w:sz="4" w:space="0" w:color="89814E" w:themeColor="background2" w:themeShade="80"/>
             </w:tcBorders>
-            <w:shd w:val="clear" w:color="auto" w:fill="D2CEB1" w:themeFill="background2" w:themeFillShade="E6"/>
-            <w:vAlign w:val="center"/>
-          </w:tcPr>
-          <w:p>
-            <w:pPr>
-              <w:jc w:val="both"/>
-            </w:pPr>
-            <w:r>
-              <w:lastRenderedPageBreak/>
-              <w:t xml:space="preserve">En el departamento había otras actividades en las que se necesitaban apoyo </w:t>
+            <w:shd w:val="clear" w:color="auto" w:fill="E2DFCC" w:themeFill="background2"/>
+            <w:vAlign w:val="center"/>
+          </w:tcPr>
+          <w:p>
+            <w:r>
+              <w:t xml:space="preserve">Algunas personas necesitaban orientación para conocer los requisitos necesarios para realizar sus tramites </w:t>
             </w:r>
           </w:p>
         </w:tc>
@@ -3222,15 +3648,12 @@
               <w:left w:val="dotted" w:sz="4" w:space="0" w:color="89814E" w:themeColor="background2" w:themeShade="80"/>
               <w:right w:val="dotted" w:sz="4" w:space="0" w:color="89814E" w:themeColor="background2" w:themeShade="80"/>
             </w:tcBorders>
-            <w:shd w:val="clear" w:color="auto" w:fill="D2CEB1" w:themeFill="background2" w:themeFillShade="E6"/>
-            <w:vAlign w:val="center"/>
-          </w:tcPr>
-          <w:p>
-            <w:pPr>
-              <w:jc w:val="both"/>
-            </w:pPr>
-            <w:r>
-              <w:t xml:space="preserve">Me ofrecí a colaborar en las tareas que podía realizar y seguí las indicaciones del personal </w:t>
+            <w:shd w:val="clear" w:color="auto" w:fill="E2DFCC" w:themeFill="background2"/>
+            <w:vAlign w:val="center"/>
+          </w:tcPr>
+          <w:p>
+            <w:r>
+              <w:t xml:space="preserve">Brinde orientación a las personas que necesitaban y los documentos que debían presentar </w:t>
             </w:r>
           </w:p>
         </w:tc>
@@ -3240,59 +3663,16 @@
             <w:tcBorders>
               <w:left w:val="dotted" w:sz="4" w:space="0" w:color="89814E" w:themeColor="background2" w:themeShade="80"/>
             </w:tcBorders>
-            <w:shd w:val="clear" w:color="auto" w:fill="D2CEB1" w:themeFill="background2" w:themeFillShade="E6"/>
-            <w:vAlign w:val="center"/>
-          </w:tcPr>
-          <w:p>
-            <w:pPr>
-              <w:jc w:val="both"/>
-            </w:pPr>
-            <w:r>
-              <w:t xml:space="preserve">Ayude a realizar las actividades pendientes del departamento </w:t>
-            </w:r>
-          </w:p>
-        </w:tc>
-      </w:tr>
-      <w:tr>
-        <w:trPr>
-          <w:trHeight w:val="2154"/>
-        </w:trPr>
-        <w:tc>
-          <w:tcPr>
-            <w:tcW w:w="3428" w:type="dxa"/>
-            <w:tcBorders>
-              <w:right w:val="dotted" w:sz="4" w:space="0" w:color="89814E" w:themeColor="background2" w:themeShade="80"/>
-            </w:tcBorders>
             <w:shd w:val="clear" w:color="auto" w:fill="E2DFCC" w:themeFill="background2"/>
             <w:vAlign w:val="center"/>
           </w:tcPr>
           <w:p>
+            <w:r>
+              <w:t xml:space="preserve">Las personas pudieron comprender mejor los requisitos necesarios para realizar sus tramites </w:t>
+            </w:r>
             <w:bookmarkStart w:id="0" w:name="_GoBack"/>
             <w:bookmarkEnd w:id="0"/>
           </w:p>
-        </w:tc>
-        <w:tc>
-          <w:tcPr>
-            <w:tcW w:w="3429" w:type="dxa"/>
-            <w:tcBorders>
-              <w:left w:val="dotted" w:sz="4" w:space="0" w:color="89814E" w:themeColor="background2" w:themeShade="80"/>
-              <w:right w:val="dotted" w:sz="4" w:space="0" w:color="89814E" w:themeColor="background2" w:themeShade="80"/>
-            </w:tcBorders>
-            <w:shd w:val="clear" w:color="auto" w:fill="E2DFCC" w:themeFill="background2"/>
-            <w:vAlign w:val="center"/>
-          </w:tcPr>
-          <w:p/>
-        </w:tc>
-        <w:tc>
-          <w:tcPr>
-            <w:tcW w:w="3429" w:type="dxa"/>
-            <w:tcBorders>
-              <w:left w:val="dotted" w:sz="4" w:space="0" w:color="89814E" w:themeColor="background2" w:themeShade="80"/>
-            </w:tcBorders>
-            <w:shd w:val="clear" w:color="auto" w:fill="E2DFCC" w:themeFill="background2"/>
-            <w:vAlign w:val="center"/>
-          </w:tcPr>
-          <w:p/>
         </w:tc>
       </w:tr>
     </w:tbl>
@@ -3376,7 +3756,7 @@
       </w:tblGrid>
       <w:tr>
         <w:trPr>
-          <w:trHeight w:val="2759"/>
+          <w:trHeight w:val="2584"/>
           <w:jc w:val="center"/>
         </w:trPr>
         <w:tc>
@@ -3390,184 +3770,120 @@
           </w:tcPr>
           <w:p>
             <w:pPr>
-              <w:rPr>
-                <w:szCs w:val="22"/>
-              </w:rPr>
-            </w:pPr>
-            <w:r>
-              <w:rPr>
-                <w:color w:val="EE0000"/>
-                <w:szCs w:val="22"/>
-              </w:rPr>
-              <w:t xml:space="preserve">(por ejemplo: el trabajo en el </w:t>
-            </w:r>
-            <w:r>
-              <w:rPr>
-                <w:color w:val="EE0000"/>
-                <w:szCs w:val="22"/>
-              </w:rPr>
-              <w:t>…</w:t>
-            </w:r>
-            <w:r>
-              <w:rPr>
-                <w:color w:val="EE0000"/>
-                <w:szCs w:val="22"/>
-              </w:rPr>
-              <w:t xml:space="preserve"> de sistemas </w:t>
-            </w:r>
-            <w:r>
-              <w:rPr>
-                <w:color w:val="EE0000"/>
-                <w:szCs w:val="22"/>
-              </w:rPr>
-              <w:t>…</w:t>
-            </w:r>
-            <w:r>
-              <w:rPr>
-                <w:color w:val="EE0000"/>
-                <w:szCs w:val="22"/>
-              </w:rPr>
-              <w:t xml:space="preserve"> mucho más que </w:t>
-            </w:r>
-            <w:r>
-              <w:rPr>
-                <w:color w:val="EE0000"/>
-                <w:szCs w:val="22"/>
-              </w:rPr>
-              <w:t>…</w:t>
-            </w:r>
-            <w:r>
-              <w:rPr>
-                <w:color w:val="EE0000"/>
-                <w:szCs w:val="22"/>
-              </w:rPr>
-              <w:t xml:space="preserve">que funcione bien el servicio de </w:t>
-            </w:r>
-            <w:r>
-              <w:rPr>
-                <w:color w:val="EE0000"/>
-                <w:szCs w:val="22"/>
-              </w:rPr>
-              <w:t>…</w:t>
-            </w:r>
-            <w:r>
-              <w:rPr>
-                <w:color w:val="EE0000"/>
-                <w:szCs w:val="22"/>
-              </w:rPr>
-              <w:t xml:space="preserve">, incluso debe </w:t>
-            </w:r>
-            <w:r>
-              <w:rPr>
-                <w:color w:val="EE0000"/>
-                <w:szCs w:val="22"/>
-              </w:rPr>
-              <w:t>…</w:t>
-            </w:r>
-            <w:r>
-              <w:rPr>
-                <w:color w:val="EE0000"/>
-                <w:szCs w:val="22"/>
-              </w:rPr>
-              <w:t xml:space="preserve"> en </w:t>
-            </w:r>
-            <w:r>
-              <w:rPr>
-                <w:color w:val="EE0000"/>
-                <w:szCs w:val="22"/>
-              </w:rPr>
-              <w:t>…</w:t>
-            </w:r>
-            <w:r>
-              <w:rPr>
-                <w:color w:val="EE0000"/>
-                <w:szCs w:val="22"/>
-              </w:rPr>
-              <w:t xml:space="preserve"> aspectos como la </w:t>
-            </w:r>
-            <w:r>
-              <w:rPr>
-                <w:color w:val="EE0000"/>
-                <w:szCs w:val="22"/>
-              </w:rPr>
-              <w:t>…</w:t>
-            </w:r>
-            <w:r>
-              <w:rPr>
-                <w:color w:val="EE0000"/>
-                <w:szCs w:val="22"/>
-              </w:rPr>
-              <w:t xml:space="preserve"> general del </w:t>
-            </w:r>
-            <w:r>
-              <w:rPr>
-                <w:color w:val="EE0000"/>
-                <w:szCs w:val="22"/>
-              </w:rPr>
-              <w:t>…</w:t>
-            </w:r>
-            <w:r>
-              <w:rPr>
-                <w:color w:val="EE0000"/>
-                <w:szCs w:val="22"/>
-              </w:rPr>
-              <w:t xml:space="preserve">, cuidando que las </w:t>
-            </w:r>
-            <w:r>
-              <w:rPr>
-                <w:color w:val="EE0000"/>
-                <w:szCs w:val="22"/>
-              </w:rPr>
-              <w:t>…</w:t>
-            </w:r>
-            <w:r>
-              <w:rPr>
-                <w:color w:val="EE0000"/>
-                <w:szCs w:val="22"/>
-              </w:rPr>
-              <w:t xml:space="preserve"> de </w:t>
-            </w:r>
-            <w:r>
-              <w:rPr>
-                <w:color w:val="EE0000"/>
-                <w:szCs w:val="22"/>
-              </w:rPr>
-              <w:t>…</w:t>
-            </w:r>
-            <w:r>
-              <w:rPr>
-                <w:color w:val="EE0000"/>
-                <w:szCs w:val="22"/>
-              </w:rPr>
-              <w:t xml:space="preserve"> muestren </w:t>
-            </w:r>
-            <w:r>
-              <w:rPr>
-                <w:color w:val="EE0000"/>
-                <w:szCs w:val="22"/>
-              </w:rPr>
-              <w:t>…</w:t>
-            </w:r>
-            <w:r>
-              <w:rPr>
-                <w:color w:val="EE0000"/>
-                <w:szCs w:val="22"/>
-              </w:rPr>
-              <w:t xml:space="preserve"> actualizada, legible y de </w:t>
-            </w:r>
-            <w:r>
-              <w:rPr>
-                <w:color w:val="EE0000"/>
-                <w:szCs w:val="22"/>
-              </w:rPr>
-              <w:t>…</w:t>
-            </w:r>
-            <w:r>
-              <w:rPr>
-                <w:color w:val="EE0000"/>
-                <w:szCs w:val="22"/>
-              </w:rPr>
-              <w:t>)</w:t>
+              <w:jc w:val="both"/>
+              <w:rPr>
+                <w:szCs w:val="22"/>
+              </w:rPr>
+            </w:pPr>
+            <w:r>
+              <w:rPr>
+                <w:color w:val="000000" w:themeColor="text1"/>
+                <w:szCs w:val="22"/>
+              </w:rPr>
+              <w:t>Durante</w:t>
+            </w:r>
+            <w:r>
+              <w:rPr>
+                <w:color w:val="000000" w:themeColor="text1"/>
+                <w:szCs w:val="22"/>
+              </w:rPr>
+              <w:t xml:space="preserve"> mi experiencia en Registros </w:t>
+            </w:r>
+            <w:r>
+              <w:rPr>
+                <w:color w:val="000000" w:themeColor="text1"/>
+                <w:szCs w:val="22"/>
+              </w:rPr>
+              <w:t>Médicos</w:t>
+            </w:r>
+            <w:r>
+              <w:rPr>
+                <w:color w:val="000000" w:themeColor="text1"/>
+                <w:szCs w:val="22"/>
+              </w:rPr>
+              <w:t xml:space="preserve"> e informática </w:t>
+            </w:r>
+            <w:r>
+              <w:rPr>
+                <w:color w:val="000000" w:themeColor="text1"/>
+                <w:szCs w:val="22"/>
+              </w:rPr>
+              <w:t xml:space="preserve">adquirí nuevos conocimientos y </w:t>
+            </w:r>
+            <w:r>
+              <w:rPr>
+                <w:color w:val="000000" w:themeColor="text1"/>
+                <w:szCs w:val="22"/>
+              </w:rPr>
+              <w:t xml:space="preserve">mejorar mis habilidades. </w:t>
+            </w:r>
+            <w:r>
+              <w:rPr>
+                <w:color w:val="000000" w:themeColor="text1"/>
+                <w:szCs w:val="22"/>
+              </w:rPr>
+              <w:t>Aprendí</w:t>
+            </w:r>
+            <w:r>
+              <w:rPr>
+                <w:color w:val="000000" w:themeColor="text1"/>
+                <w:szCs w:val="22"/>
+              </w:rPr>
+              <w:t xml:space="preserve"> sobre el ingreso de información de los pacientes, la elaboración de carnes de ci</w:t>
+            </w:r>
+            <w:r>
+              <w:rPr>
+                <w:color w:val="000000" w:themeColor="text1"/>
+                <w:szCs w:val="22"/>
+              </w:rPr>
+              <w:t xml:space="preserve">tas. En el departamento de informática </w:t>
+            </w:r>
+            <w:proofErr w:type="spellStart"/>
+            <w:r>
+              <w:rPr>
+                <w:color w:val="000000" w:themeColor="text1"/>
+                <w:szCs w:val="22"/>
+              </w:rPr>
+              <w:t>tuvr</w:t>
+            </w:r>
+            <w:proofErr w:type="spellEnd"/>
+            <w:r>
+              <w:rPr>
+                <w:color w:val="000000" w:themeColor="text1"/>
+                <w:szCs w:val="22"/>
+              </w:rPr>
+              <w:t xml:space="preserve"> la oportunidad de poner en practica os conocimientos que ya tenía sobre el mantenimiento de computadoras y la instalación de programas, además de aprender nuevos procedimientos. Esta experiencia me ayudo a comprender la importancia de ser responsable, prestar atención a los detalles y aprender de los errores que se presentan durante el trabajo</w:t>
+            </w:r>
+          </w:p>
+        </w:tc>
+      </w:tr>
+      <w:tr>
+        <w:trPr>
+          <w:trHeight w:val="2231"/>
+          <w:jc w:val="center"/>
+        </w:trPr>
+        <w:tc>
+          <w:tcPr>
+            <w:tcW w:w="8732" w:type="dxa"/>
+            <w:tcBorders>
+              <w:top w:val="dotted" w:sz="4" w:space="0" w:color="89814E" w:themeColor="background2" w:themeShade="80"/>
+              <w:bottom w:val="dotted" w:sz="4" w:space="0" w:color="89814E" w:themeColor="background2" w:themeShade="80"/>
+            </w:tcBorders>
+            <w:shd w:val="clear" w:color="auto" w:fill="D2CEB1" w:themeFill="background2" w:themeFillShade="E6"/>
+            <w:vAlign w:val="center"/>
+          </w:tcPr>
+          <w:p>
+            <w:pPr>
+              <w:jc w:val="both"/>
+              <w:rPr>
+                <w:szCs w:val="22"/>
+              </w:rPr>
+            </w:pPr>
+            <w:r>
+              <w:rPr>
+                <w:szCs w:val="22"/>
+              </w:rPr>
+              <w:t xml:space="preserve"> Durante mis prácticas en los Departamentos de Registros Médicos e Informática del Hospital Departamental de Sololá, tuve la oportunidad de poner en práctica los conocimientos adquiridos durante mi formación en Computación, el manteniendo de computadoras y la creación de herramientas digitales. Esta experiencia me ayudaron a reforzar mis conocimientos y a comprender la importancia de la tecnología en el trabajo diario del Hospital</w:t>
             </w:r>
           </w:p>
         </w:tc>
@@ -3584,39 +3900,52 @@
               <w:top w:val="dotted" w:sz="4" w:space="0" w:color="89814E" w:themeColor="background2" w:themeShade="80"/>
               <w:bottom w:val="dotted" w:sz="4" w:space="0" w:color="89814E" w:themeColor="background2" w:themeShade="80"/>
             </w:tcBorders>
-            <w:shd w:val="clear" w:color="auto" w:fill="D2CEB1" w:themeFill="background2" w:themeFillShade="E6"/>
-            <w:vAlign w:val="center"/>
-          </w:tcPr>
-          <w:p>
-            <w:pPr>
-              <w:rPr>
-                <w:szCs w:val="22"/>
-              </w:rPr>
-            </w:pPr>
-          </w:p>
-        </w:tc>
-      </w:tr>
-      <w:tr>
-        <w:trPr>
-          <w:trHeight w:val="2426"/>
-          <w:jc w:val="center"/>
-        </w:trPr>
-        <w:tc>
-          <w:tcPr>
-            <w:tcW w:w="8732" w:type="dxa"/>
-            <w:tcBorders>
-              <w:top w:val="dotted" w:sz="4" w:space="0" w:color="89814E" w:themeColor="background2" w:themeShade="80"/>
-              <w:bottom w:val="dotted" w:sz="4" w:space="0" w:color="89814E" w:themeColor="background2" w:themeShade="80"/>
-            </w:tcBorders>
             <w:shd w:val="clear" w:color="auto" w:fill="E2DFCC" w:themeFill="background2"/>
             <w:vAlign w:val="center"/>
           </w:tcPr>
           <w:p>
             <w:pPr>
-              <w:rPr>
-                <w:szCs w:val="22"/>
-              </w:rPr>
-            </w:pPr>
+              <w:jc w:val="both"/>
+              <w:rPr>
+                <w:szCs w:val="22"/>
+              </w:rPr>
+            </w:pPr>
+            <w:r>
+              <w:rPr>
+                <w:szCs w:val="22"/>
+              </w:rPr>
+              <w:t xml:space="preserve">Considero importante que se </w:t>
+            </w:r>
+            <w:r>
+              <w:rPr>
+                <w:szCs w:val="22"/>
+              </w:rPr>
+              <w:t>continúe</w:t>
+            </w:r>
+            <w:r>
+              <w:rPr>
+                <w:szCs w:val="22"/>
+              </w:rPr>
+              <w:t xml:space="preserve"> brindado a los estudiantes la oportunidad de realizar sus </w:t>
+            </w:r>
+            <w:r>
+              <w:rPr>
+                <w:szCs w:val="22"/>
+              </w:rPr>
+              <w:t>prácticas</w:t>
+            </w:r>
+            <w:r>
+              <w:rPr>
+                <w:szCs w:val="22"/>
+              </w:rPr>
+              <w:t xml:space="preserve"> en los distintos Departamentos del Hospital Departamental </w:t>
+            </w:r>
+            <w:r>
+              <w:rPr>
+                <w:szCs w:val="22"/>
+              </w:rPr>
+              <w:t>de Sololá, ya que esto les permite adquirir experiencias y poner en práctica los conocimientos aprendidos durante sus estudios. En caso, tuve la oportunidad de realizar mis prácticas en los Departamentos de Registros Médicos e informática, donde pude desarrollar mis habilidades y aprender nuevos procedimientos. También recomiendo que se mantenga el apoyo y la orientación por parte del personal de cada departamento, pues esto facilita el aprendizaje y ayuda a los estudiantes a mejorar en las actividades que realizan</w:t>
+            </w:r>
           </w:p>
         </w:tc>
       </w:tr>
@@ -5712,7 +6041,6 @@
     <w:basedOn w:val="Normal"/>
     <w:link w:val="TextocomentarioCar"/>
     <w:uiPriority w:val="99"/>
-    <w:semiHidden/>
     <w:unhideWhenUsed/>
     <w:rsid w:val="00793280"/>
     <w:pPr>
@@ -5728,7 +6056,6 @@
     <w:basedOn w:val="Fuentedeprrafopredeter"/>
     <w:link w:val="Textocomentario"/>
     <w:uiPriority w:val="99"/>
-    <w:semiHidden/>
     <w:rsid w:val="00793280"/>
     <w:rPr>
       <w:sz w:val="20"/>
